--- a/files/Badaczewski_CV_2026.docx
+++ b/files/Badaczewski_CV_2026.docx
@@ -329,7 +329,7 @@
           <w:rtl w:val="0"/>
           <w:lang w:val="en-US"/>
         </w:rPr>
-        <w:t>C#, Node.js, TypeScript, React, React Native, front-end development and module bundling, full-stack system design, platform SDK and API design for multi-team consumption, LLM/AI platform development, prompt lifecycle management and LLM evaluation, composable guardrails and responsible AI (PII handling, audit logging), event-driven architectures (AWS EventBridge, SQS), streaming infrastructure (SSE, WebSockets), multi-tenant platform infrastructure, AWS (EKS, Fargate, DynamoDB, RDS, S3, EventBridge), PostgreSQL and Redis, observability (metrics, tracing, alerting, Grafana), implementing OIDC providers with fine-grained RBAC, large-scale project management, cross-team collaboration and customer partnership, maintaining operational excellence in distributed systems with Kubernetes, Agile software development, mentorship and technical leadership, working well under pressure, optimizing user experiences for performance, accessibility, and scalability.</w:t>
+        <w:t>C#, Node.js, TypeScript, React, React Native, modern front-end architecture, front-end development and module bundling, micro-frontend systems at scale, data-heavy UI and data visualization tooling, 3D visualizations with three.js, driving cross-team standards and best practices for web development, a well-established technical design and documentation habit, full-stack system design, platform SDK and API design for multi-team consumption, composable guardrails and responsible AI (PII handling, audit logging), event-driven architectures (AWS EventBridge, SQS), streaming infrastructure (SSE, WebSockets), multi-tenant platform infrastructure, AWS (EKS, Fargate, DynamoDB, RDS, S3, EventBridge), PostgreSQL and Redis, observability (metrics, tracing, alerting, Grafana), implementing OIDC providers with fine-grained RBAC, large-scale project management, cross-team collaboration and customer partnership, maintaining operational excellence in distributed systems with Kubernetes, Agile software development and continuous delivery of value, mentorship and technical leadership, working with high ownership and autonomy, working well under pressure, optimizing user experiences for performance, accessibility, usability, and scalability.</w:t>
       </w:r>
     </w:p>
     <w:p>
@@ -718,7 +718,67 @@
           <w:rtl w:val="0"/>
           <w:lang w:val="en-US"/>
         </w:rPr>
-        <w:t>This role requires an expert skill level in C#, TypeScript, React Native, Git, cloud services, service-oriented architecture at scale, Agile software development, and interfacing with multiple team leaders to achieve common product goals.</w:t>
+        <w:t>Drive cross-team standards and best practices for web development, architecting a shared React and TypeScript front-end ecosystem and design documentation adopted by multiple product teams.</w:t>
+      </w:r>
+    </w:p>
+    <w:p>
+      <w:pPr>
+        <w:pStyle w:val="Body A"/>
+        <w:numPr>
+          <w:ilvl w:val="0"/>
+          <w:numId w:val="2"/>
+        </w:numPr>
+        <w:bidi w:val="0"/>
+        <w:ind w:right="0"/>
+        <w:jc w:val="left"/>
+        <w:rPr>
+          <w:rFonts w:ascii="Times New Roman" w:hAnsi="Times New Roman"/>
+          <w:sz w:val="20"/>
+          <w:szCs w:val="20"/>
+          <w:rtl w:val="0"/>
+          <w:lang w:val="en-US"/>
+        </w:rPr>
+      </w:pPr>
+      <w:r>
+        <w:rPr>
+          <w:rStyle w:val="None A"/>
+          <w:rFonts w:ascii="Times New Roman" w:hAnsi="Times New Roman"/>
+          <w:sz w:val="20"/>
+          <w:szCs w:val="20"/>
+          <w:rtl w:val="0"/>
+          <w:lang w:val="en-US"/>
+        </w:rPr>
+        <w:t>Design and ship mission-critical UI systems for complex, data-heavy pharmacy workflows, collaborating directly with internal customers and stakeholders to align tooling with real-world operations while driving performance, scalability, and maintainability.</w:t>
+      </w:r>
+    </w:p>
+    <w:p>
+      <w:pPr>
+        <w:pStyle w:val="Body A"/>
+        <w:numPr>
+          <w:ilvl w:val="0"/>
+          <w:numId w:val="2"/>
+        </w:numPr>
+        <w:bidi w:val="0"/>
+        <w:ind w:right="0"/>
+        <w:jc w:val="left"/>
+        <w:rPr>
+          <w:rFonts w:ascii="Times New Roman" w:hAnsi="Times New Roman"/>
+          <w:sz w:val="20"/>
+          <w:szCs w:val="20"/>
+          <w:rtl w:val="0"/>
+          <w:lang w:val="en-US"/>
+        </w:rPr>
+      </w:pPr>
+      <w:r>
+        <w:rPr>
+          <w:rStyle w:val="None A"/>
+          <w:rFonts w:ascii="Times New Roman" w:hAnsi="Times New Roman"/>
+          <w:sz w:val="20"/>
+          <w:szCs w:val="20"/>
+          <w:rtl w:val="0"/>
+          <w:lang w:val="en-US"/>
+        </w:rPr>
+        <w:t>This role requires an expert skill level in C#, TypeScript, React, React Native, modern front-end architecture, Git, cloud services, service-oriented architecture at scale, Agile software development, and interfacing with multiple team leaders to achieve common product goals.</w:t>
       </w:r>
     </w:p>
     <w:p>
